--- a/docs/gsn-user-guide/real-life-capability-bank/GSN_IN_REAL_LIFE_SCHOOL_YOUTH_ORGANISATION_COPY.docx
+++ b/docs/gsn-user-guide/real-life-capability-bank/GSN_IN_REAL_LIFE_SCHOOL_YOUTH_ORGANISATION_COPY.docx
@@ -4,11 +4,31 @@
   <w:body>
     <w:p>
       <w:pPr>
-        <w:pStyle w:val="Title"/>
         <w:jc w:val="center"/>
       </w:pPr>
       <w:r>
-        <w:t>GSN in Real Life: School and Youth Organisation Copy</w:t>
+        <w:rPr>
+          <w:rFonts w:ascii="Aptos Display" w:hAnsi="Aptos Display"/>
+          <w:b/>
+          <w:color w:val="0B2545"/>
+          <w:sz w:val="44"/>
+        </w:rPr>
+        <w:t>GSN Community Setup Pack: School and Youth Organisation Real-Life Copy (2026-09-14)</w:t>
+      </w:r>
+    </w:p>
+    <w:p>
+      <w:r>
+        <w:t>Document date: 2026-09-14</w:t>
+      </w:r>
+    </w:p>
+    <w:p>
+      <w:r>
+        <w:t>Pack: GSN Community Setup Pack</w:t>
+      </w:r>
+    </w:p>
+    <w:p>
+      <w:r>
+        <w:t>Authenticity mark: GSN Original Community Setup Material | Source-controlled in gmfn_mvp/docs | Document date: 2026-09-14</w:t>
       </w:r>
     </w:p>
     <w:p>
@@ -26,6 +46,9 @@
         <w:pStyle w:val="Heading1"/>
       </w:pPr>
       <w:r>
+        <w:rPr>
+          <w:color w:val="0B2545"/>
+        </w:rPr>
         <w:t>How to Use This Document</w:t>
       </w:r>
     </w:p>
@@ -54,6 +77,9 @@
         <w:pStyle w:val="Heading1"/>
       </w:pPr>
       <w:r>
+        <w:rPr>
+          <w:color w:val="0B2545"/>
+        </w:rPr>
         <w:t>Capability Modules</w:t>
       </w:r>
     </w:p>
@@ -62,6 +88,9 @@
         <w:pStyle w:val="Heading1"/>
       </w:pPr>
       <w:r>
+        <w:rPr>
+          <w:color w:val="0B2545"/>
+        </w:rPr>
         <w:t>1. Recognised Community Identity</w:t>
       </w:r>
     </w:p>
@@ -129,6 +158,9 @@
         <w:pStyle w:val="Heading1"/>
       </w:pPr>
       <w:r>
+        <w:rPr>
+          <w:color w:val="0B2545"/>
+        </w:rPr>
         <w:t>2. Governed Membership and Joining</w:t>
       </w:r>
     </w:p>
@@ -196,6 +228,9 @@
         <w:pStyle w:val="Heading1"/>
       </w:pPr>
       <w:r>
+        <w:rPr>
+          <w:color w:val="0B2545"/>
+        </w:rPr>
         <w:t>3. Invite Links and QR Entry</w:t>
       </w:r>
     </w:p>
@@ -263,6 +298,9 @@
         <w:pStyle w:val="Heading1"/>
       </w:pPr>
       <w:r>
+        <w:rPr>
+          <w:color w:val="0B2545"/>
+        </w:rPr>
         <w:t>4. Official Bulletin and Announcement Surface</w:t>
       </w:r>
     </w:p>
@@ -330,6 +368,9 @@
         <w:pStyle w:val="Heading1"/>
       </w:pPr>
       <w:r>
+        <w:rPr>
+          <w:color w:val="0B2545"/>
+        </w:rPr>
         <w:t>5. Acknowledgement, Availability and Response Signals</w:t>
       </w:r>
     </w:p>
@@ -397,6 +438,9 @@
         <w:pStyle w:val="Heading1"/>
       </w:pPr>
       <w:r>
+        <w:rPr>
+          <w:color w:val="0B2545"/>
+        </w:rPr>
         <w:t>6. Meeting Lifecycle Support</w:t>
       </w:r>
     </w:p>
@@ -464,6 +508,9 @@
         <w:pStyle w:val="Heading1"/>
       </w:pPr>
       <w:r>
+        <w:rPr>
+          <w:color w:val="0B2545"/>
+        </w:rPr>
         <w:t>7. Digital Attendance and Sign-In</w:t>
       </w:r>
     </w:p>
@@ -531,6 +578,9 @@
         <w:pStyle w:val="Heading1"/>
       </w:pPr>
       <w:r>
+        <w:rPr>
+          <w:color w:val="0B2545"/>
+        </w:rPr>
         <w:t>8. Permanent Minutes, Decisions and Action Memory</w:t>
       </w:r>
     </w:p>
@@ -598,6 +648,9 @@
         <w:pStyle w:val="Heading1"/>
       </w:pPr>
       <w:r>
+        <w:rPr>
+          <w:color w:val="0B2545"/>
+        </w:rPr>
         <w:t>9. Heavy Documents, Downloads and Bridges</w:t>
       </w:r>
     </w:p>
@@ -665,6 +718,9 @@
         <w:pStyle w:val="Heading1"/>
       </w:pPr>
       <w:r>
+        <w:rPr>
+          <w:color w:val="0B2545"/>
+        </w:rPr>
         <w:t>10. Roles, Permissions and Approval Paths</w:t>
       </w:r>
     </w:p>
@@ -732,6 +788,9 @@
         <w:pStyle w:val="Heading1"/>
       </w:pPr>
       <w:r>
+        <w:rPr>
+          <w:color w:val="0B2545"/>
+        </w:rPr>
         <w:t>11. Leadership Continuity and Handover</w:t>
       </w:r>
     </w:p>
@@ -799,6 +858,9 @@
         <w:pStyle w:val="Heading1"/>
       </w:pPr>
       <w:r>
+        <w:rPr>
+          <w:color w:val="0B2545"/>
+        </w:rPr>
         <w:t>12. Projects, Visits and Collective Initiatives</w:t>
       </w:r>
     </w:p>
@@ -866,6 +928,9 @@
         <w:pStyle w:val="Heading1"/>
       </w:pPr>
       <w:r>
+        <w:rPr>
+          <w:color w:val="0B2545"/>
+        </w:rPr>
         <w:t>13. Welfare and Support Coordination</w:t>
       </w:r>
     </w:p>
@@ -933,6 +998,9 @@
         <w:pStyle w:val="Heading1"/>
       </w:pPr>
       <w:r>
+        <w:rPr>
+          <w:color w:val="0B2545"/>
+        </w:rPr>
         <w:t>14. Member Business and Service Presence</w:t>
       </w:r>
     </w:p>
@@ -1000,6 +1068,9 @@
         <w:pStyle w:val="Heading1"/>
       </w:pPr>
       <w:r>
+        <w:rPr>
+          <w:color w:val="0B2545"/>
+        </w:rPr>
         <w:t>15. Products, Services, Images and Contact Clarity</w:t>
       </w:r>
     </w:p>
@@ -1067,6 +1138,9 @@
         <w:pStyle w:val="Heading1"/>
       </w:pPr>
       <w:r>
+        <w:rPr>
+          <w:color w:val="0B2545"/>
+        </w:rPr>
         <w:t>16. Spotlight Visibility Without Chat Flooding</w:t>
       </w:r>
     </w:p>
@@ -1134,6 +1208,9 @@
         <w:pStyle w:val="Heading1"/>
       </w:pPr>
       <w:r>
+        <w:rPr>
+          <w:color w:val="0B2545"/>
+        </w:rPr>
         <w:t>17. Public Sharing, QR and Repost Links</w:t>
       </w:r>
     </w:p>
@@ -1201,6 +1278,9 @@
         <w:pStyle w:val="Heading1"/>
       </w:pPr>
       <w:r>
+        <w:rPr>
+          <w:color w:val="0B2545"/>
+        </w:rPr>
         <w:t>18. Community Bulletin Bridge to WhatsApp and Social Channels</w:t>
       </w:r>
     </w:p>
@@ -1268,6 +1348,9 @@
         <w:pStyle w:val="Heading1"/>
       </w:pPr>
       <w:r>
+        <w:rPr>
+          <w:color w:val="0B2545"/>
+        </w:rPr>
         <w:t>19. DemandBox for Structured Need and Demand</w:t>
       </w:r>
     </w:p>
@@ -1335,6 +1418,9 @@
         <w:pStyle w:val="Heading1"/>
       </w:pPr>
       <w:r>
+        <w:rPr>
+          <w:color w:val="0B2545"/>
+        </w:rPr>
         <w:t>20. Ask Community Routed to DemandBox</w:t>
       </w:r>
     </w:p>
@@ -1402,6 +1488,9 @@
         <w:pStyle w:val="Heading1"/>
       </w:pPr>
       <w:r>
+        <w:rPr>
+          <w:color w:val="0B2545"/>
+        </w:rPr>
         <w:t>21. Private Response Through Contact Paths</w:t>
       </w:r>
     </w:p>
@@ -1469,6 +1558,9 @@
         <w:pStyle w:val="Heading1"/>
       </w:pPr>
       <w:r>
+        <w:rPr>
+          <w:color w:val="0B2545"/>
+        </w:rPr>
         <w:t>22. Merchant Context Without False Guarantees</w:t>
       </w:r>
     </w:p>
@@ -1536,6 +1628,9 @@
         <w:pStyle w:val="Heading1"/>
       </w:pPr>
       <w:r>
+        <w:rPr>
+          <w:color w:val="0B2545"/>
+        </w:rPr>
         <w:t>23. TrustEvents as Activity Memory</w:t>
       </w:r>
     </w:p>
@@ -1603,6 +1698,9 @@
         <w:pStyle w:val="Heading1"/>
       </w:pPr>
       <w:r>
+        <w:rPr>
+          <w:color w:val="0B2545"/>
+        </w:rPr>
         <w:t>24. TrustTimeline and Long-Term Memory</w:t>
       </w:r>
     </w:p>
@@ -1670,6 +1768,9 @@
         <w:pStyle w:val="Heading1"/>
       </w:pPr>
       <w:r>
+        <w:rPr>
+          <w:color w:val="0B2545"/>
+        </w:rPr>
         <w:t>25. TrustPassport From Existing Evidence</w:t>
       </w:r>
     </w:p>
@@ -1737,6 +1838,9 @@
         <w:pStyle w:val="Heading1"/>
       </w:pPr>
       <w:r>
+        <w:rPr>
+          <w:color w:val="0B2545"/>
+        </w:rPr>
         <w:t>26. Purpose-Specific TrustSlip</w:t>
       </w:r>
     </w:p>
@@ -1804,6 +1908,9 @@
         <w:pStyle w:val="Heading1"/>
       </w:pPr>
       <w:r>
+        <w:rPr>
+          <w:color w:val="0B2545"/>
+        </w:rPr>
         <w:t>27. Public Verification Links Instead of Old Screenshots</w:t>
       </w:r>
     </w:p>
@@ -1871,6 +1978,9 @@
         <w:pStyle w:val="Heading1"/>
       </w:pPr>
       <w:r>
+        <w:rPr>
+          <w:color w:val="0B2545"/>
+        </w:rPr>
         <w:t>28. Shop Control and Business Analytics</w:t>
       </w:r>
     </w:p>
@@ -1938,6 +2048,9 @@
         <w:pStyle w:val="Heading1"/>
       </w:pPr>
       <w:r>
+        <w:rPr>
+          <w:color w:val="0B2545"/>
+        </w:rPr>
         <w:t>29. Market Wisdom Snapshot</w:t>
       </w:r>
     </w:p>
@@ -2005,6 +2118,9 @@
         <w:pStyle w:val="Heading1"/>
       </w:pPr>
       <w:r>
+        <w:rPr>
+          <w:color w:val="0B2545"/>
+        </w:rPr>
         <w:t>30. Phone Notifications and Action Alerts</w:t>
       </w:r>
     </w:p>
@@ -2072,6 +2188,9 @@
         <w:pStyle w:val="Heading1"/>
       </w:pPr>
       <w:r>
+        <w:rPr>
+          <w:color w:val="0B2545"/>
+        </w:rPr>
         <w:t>31. Contribution Tracking and Reconciliation Evidence</w:t>
       </w:r>
     </w:p>
@@ -2139,6 +2258,9 @@
         <w:pStyle w:val="Heading1"/>
       </w:pPr>
       <w:r>
+        <w:rPr>
+          <w:color w:val="0B2545"/>
+        </w:rPr>
         <w:t>32. Emergency Support With Accountability</w:t>
       </w:r>
     </w:p>
@@ -2206,6 +2328,9 @@
         <w:pStyle w:val="Heading1"/>
       </w:pPr>
       <w:r>
+        <w:rPr>
+          <w:color w:val="0B2545"/>
+        </w:rPr>
         <w:t>33. Service Work and Informal Hiring Support</w:t>
       </w:r>
     </w:p>
@@ -2273,6 +2398,9 @@
         <w:pStyle w:val="Heading1"/>
       </w:pPr>
       <w:r>
+        <w:rPr>
+          <w:color w:val="0B2545"/>
+        </w:rPr>
         <w:t>34. Schools, Youth Groups and Consent-Sensitive Events</w:t>
       </w:r>
     </w:p>
@@ -2340,6 +2468,9 @@
         <w:pStyle w:val="Heading1"/>
       </w:pPr>
       <w:r>
+        <w:rPr>
+          <w:color w:val="0B2545"/>
+        </w:rPr>
         <w:t>35. NGO and Charity Activity Proof</w:t>
       </w:r>
     </w:p>
@@ -2407,6 +2538,9 @@
         <w:pStyle w:val="Heading1"/>
       </w:pPr>
       <w:r>
+        <w:rPr>
+          <w:color w:val="0B2545"/>
+        </w:rPr>
         <w:t>36. Commitment Builder and Follow-Through</w:t>
       </w:r>
     </w:p>
@@ -2470,13 +2604,55 @@
       </w:r>
     </w:p>
     <w:sectPr>
+      <w:headerReference w:type="default" r:id="rId9"/>
+      <w:footerReference w:type="default" r:id="rId10"/>
       <w:pgSz w:w="12240" w:h="15840"/>
-      <w:pgMar w:top="936" w:right="1008" w:bottom="936" w:left="1008" w:header="720" w:footer="720" w:gutter="0"/>
+      <w:pgMar w:top="1080" w:right="1152" w:bottom="1080" w:left="1152" w:header="720" w:footer="720" w:gutter="0"/>
       <w:cols w:space="720"/>
       <w:docGrid w:linePitch="360"/>
     </w:sectPr>
   </w:body>
 </w:document>
+</file>
+
+<file path=word/footer1.xml><?xml version="1.0" encoding="utf-8"?>
+<w:ftr xmlns:m="http://schemas.openxmlformats.org/officeDocument/2006/math" xmlns:mc="http://schemas.openxmlformats.org/markup-compatibility/2006" xmlns:mo="http://schemas.microsoft.com/office/mac/office/2008/main" xmlns:mv="urn:schemas-microsoft-com:mac:vml" xmlns:o="urn:schemas-microsoft-com:office:office" xmlns:r="http://schemas.openxmlformats.org/officeDocument/2006/relationships" xmlns:v="urn:schemas-microsoft-com:vml" xmlns:w10="urn:schemas-microsoft-com:office:word" xmlns:w14="http://schemas.microsoft.com/office/word/2010/wordml" xmlns:w="http://schemas.openxmlformats.org/wordprocessingml/2006/main" xmlns:wne="http://schemas.microsoft.com/office/word/2006/wordml" xmlns:wp14="http://schemas.microsoft.com/office/word/2010/wordprocessingDrawing" xmlns:wp="http://schemas.openxmlformats.org/drawingml/2006/wordprocessingDrawing" xmlns:wpc="http://schemas.microsoft.com/office/word/2010/wordprocessingCanvas" xmlns:wpg="http://schemas.microsoft.com/office/word/2010/wordprocessingGroup" xmlns:wpi="http://schemas.microsoft.com/office/word/2010/wordprocessingInk" xmlns:wps="http://schemas.microsoft.com/office/word/2010/wordprocessingShape" mc:Ignorable="w14 wp14">
+  <w:p>
+    <w:pPr>
+      <w:pStyle w:val="Footer"/>
+      <w:jc w:val="center"/>
+    </w:pPr>
+    <w:r>
+      <w:t xml:space="preserve">GSN Original Community Setup Material | Source-controlled in gmfn_mvp/docs | Document date: 2026-09-14 | Page </w:t>
+    </w:r>
+    <w:fldSimple w:instr="PAGE"/>
+  </w:p>
+</w:ftr>
+</file>
+
+<file path=word/header1.xml><?xml version="1.0" encoding="utf-8"?>
+<w:hdr xmlns:m="http://schemas.openxmlformats.org/officeDocument/2006/math" xmlns:mc="http://schemas.openxmlformats.org/markup-compatibility/2006" xmlns:mo="http://schemas.microsoft.com/office/mac/office/2008/main" xmlns:mv="urn:schemas-microsoft-com:mac:vml" xmlns:o="urn:schemas-microsoft-com:office:office" xmlns:r="http://schemas.openxmlformats.org/officeDocument/2006/relationships" xmlns:v="urn:schemas-microsoft-com:vml" xmlns:w10="urn:schemas-microsoft-com:office:word" xmlns:w14="http://schemas.microsoft.com/office/word/2010/wordml" xmlns:w="http://schemas.openxmlformats.org/wordprocessingml/2006/main" xmlns:wne="http://schemas.microsoft.com/office/word/2006/wordml" xmlns:wp14="http://schemas.microsoft.com/office/word/2010/wordprocessingDrawing" xmlns:wp="http://schemas.openxmlformats.org/drawingml/2006/wordprocessingDrawing" xmlns:wpc="http://schemas.microsoft.com/office/word/2010/wordprocessingCanvas" xmlns:wpg="http://schemas.microsoft.com/office/word/2010/wordprocessingGroup" xmlns:wpi="http://schemas.microsoft.com/office/word/2010/wordprocessingInk" xmlns:wps="http://schemas.microsoft.com/office/word/2010/wordprocessingShape" mc:Ignorable="w14 wp14">
+  <w:p>
+    <w:pPr>
+      <w:pStyle w:val="Header"/>
+      <w:jc w:val="right"/>
+    </w:pPr>
+    <w:r>
+      <w:t>GSN Community Setup Pack | 2026-09-14</w:t>
+    </w:r>
+  </w:p>
+  <w:p>
+    <w:r>
+      <w:pict>
+        <v:shape id="GSNCommunitySetupWatermark" o:spid="_x0000_s1025" type="#_x0000_t136" style="position:absolute;margin-left:0;margin-top:0;width:468pt;height:468pt;rotation:315;z-index:-251654144;mso-position-horizontal:center;mso-position-vertical:center;mso-wrap-edited:f;" fillcolor="#C9CED6" stroked="f">
+          <v:fill opacity="0.12"/>
+          <v:textpath style="font-family:&quot;Aptos&quot;;font-size:1pt" string="GSN ORIGINAL | 2026-09-14"/>
+          <v:path textpathok="t"/>
+        </v:shape>
+      </w:pict>
+    </w:r>
+  </w:p>
+</w:hdr>
 </file>
 
 <file path=word/numbering.xml><?xml version="1.0" encoding="utf-8"?>

--- a/docs/gsn-user-guide/real-life-capability-bank/GSN_IN_REAL_LIFE_SCHOOL_YOUTH_ORGANISATION_COPY.docx
+++ b/docs/gsn-user-guide/real-life-capability-bank/GSN_IN_REAL_LIFE_SCHOOL_YOUTH_ORGANISATION_COPY.docx
@@ -2601,6 +2601,113 @@
     <w:p>
       <w:r>
         <w:t>What not to overclaim: Commitment records must remain fair and correctable; mistakes should not become permanent punishment.</w:t>
+      </w:r>
+    </w:p>
+    <w:p>
+      <w:r>
+        <w:br w:type="page"/>
+      </w:r>
+    </w:p>
+    <w:p>
+      <w:pPr>
+        <w:jc w:val="center"/>
+      </w:pPr>
+      <w:r>
+        <w:rPr>
+          <w:b/>
+          <w:color w:val="0B2545"/>
+          <w:sz w:val="32"/>
+        </w:rPr>
+        <w:t>Scan to download this GSN article</w:t>
+      </w:r>
+    </w:p>
+    <w:p>
+      <w:pPr>
+        <w:jc w:val="center"/>
+      </w:pPr>
+      <w:r>
+        <w:rPr>
+          <w:b/>
+        </w:rPr>
+        <w:t>School and Youth Organisation Copy</w:t>
+      </w:r>
+    </w:p>
+    <w:p>
+      <w:pPr>
+        <w:jc w:val="center"/>
+      </w:pPr>
+      <w:r>
+        <w:drawing>
+          <wp:inline xmlns:a="http://schemas.openxmlformats.org/drawingml/2006/main" xmlns:pic="http://schemas.openxmlformats.org/drawingml/2006/picture">
+            <wp:extent cx="1645920" cy="1645920"/>
+            <wp:docPr id="1" name="Picture 1"/>
+            <wp:cNvGraphicFramePr>
+              <a:graphicFrameLocks noChangeAspect="1"/>
+            </wp:cNvGraphicFramePr>
+            <a:graphic>
+              <a:graphicData uri="http://schemas.openxmlformats.org/drawingml/2006/picture">
+                <pic:pic>
+                  <pic:nvPicPr>
+                    <pic:cNvPr id="0" name="school-youth-organisation-pdf.png"/>
+                    <pic:cNvPicPr/>
+                  </pic:nvPicPr>
+                  <pic:blipFill>
+                    <a:blip r:embed="rId11"/>
+                    <a:stretch>
+                      <a:fillRect/>
+                    </a:stretch>
+                  </pic:blipFill>
+                  <pic:spPr>
+                    <a:xfrm>
+                      <a:off x="0" y="0"/>
+                      <a:ext cx="1645920" cy="1645920"/>
+                    </a:xfrm>
+                    <a:prstGeom prst="rect"/>
+                  </pic:spPr>
+                </pic:pic>
+              </a:graphicData>
+            </a:graphic>
+          </wp:inline>
+        </w:drawing>
+      </w:r>
+    </w:p>
+    <w:p>
+      <w:pPr>
+        <w:jc w:val="center"/>
+      </w:pPr>
+      <w:r>
+        <w:t>For: Schools and youth organisations</w:t>
+      </w:r>
+    </w:p>
+    <w:p>
+      <w:pPr>
+        <w:jc w:val="center"/>
+      </w:pPr>
+      <w:r>
+        <w:t>https://raw.githubusercontent.com/chumanwafor216-svg/gmfn-mvp/main/docs/gsn-user-</w:t>
+      </w:r>
+      <w:r>
+        <w:br/>
+      </w:r>
+      <w:r>
+        <w:t>guide/real-life-capability-</w:t>
+      </w:r>
+      <w:r>
+        <w:br/>
+      </w:r>
+      <w:r>
+        <w:t>bank/GSN_IN_REAL_LIFE_SCHOOL_YOUTH_ORGANISATION_COPY.pdf</w:t>
+      </w:r>
+      <w:r>
+        <w:br/>
+      </w:r>
+    </w:p>
+    <w:p>
+      <w:pPr>
+        <w:jc w:val="center"/>
+      </w:pPr>
+      <w:r>
+        <w:t>QR access depends on the file being publicly reachable or shared through an approved public mirror.</w:t>
       </w:r>
     </w:p>
     <w:sectPr>
